--- a/docs/cloud/dist/fa/07-test-plan-report.docx
+++ b/docs/cloud/dist/fa/07-test-plan-report.docx
@@ -31,14 +31,6 @@
           <w:rtl/>
         </w:rPr>
         <w:t xml:space="preserve">طرح آزمون و گزارش آزمون</w:t>
-      </w:r>
-    </w:p>
-    <w:p>
-      <w:pPr>
-        <w:pStyle w:val="Author"/>
-      </w:pPr>
-      <w:r>
-        <w:t xml:space="preserve">Nima Sarayan</w:t>
       </w:r>
     </w:p>
     <w:p>
@@ -240,7 +232,7 @@
         <w:rPr>
           <w:rtl/>
         </w:rPr>
-        <w:t xml:space="preserve">طرح (بخش‌های ۲ و ۳) تعیین می‌کند چه چیزی، چگونه و تا کجا آزموده می‌شود؛ گزارش (بخش‌های ۴ تا ۷) نتایج را ثبت می‌کند. مخاطب آن استاد درس و هر کسی است که باید قضاوت کند آیا سامانه آنچه مشخصات نیازمندی‌ها می‌خواهد را انجام می‌دهد.</w:t>
+        <w:t xml:space="preserve">طرح (بخش‌های ۲ و ۳) تعیین می‌کند چه چیزی، چگونه و تا کجا آزموده می‌شود؛ گزارش (بخش‌های ۴ تا ۷) نتایج را ثبت می‌کند. مخاطب آن هر کسی است که باید قضاوت کند آیا سامانه آنچه مشخصات نیازمندی‌ها می‌خواهد را انجام می‌دهد.</w:t>
       </w:r>
     </w:p>
     <w:bookmarkEnd w:id="20"/>
@@ -287,7 +279,7 @@
         <w:rPr>
           <w:rStyle w:val="VerbatimChar"/>
         </w:rPr>
-        <w:t xml:space="preserve">university/cloud-platform</w:t>
+        <w:t xml:space="preserve">main</w:t>
       </w:r>
       <w:r>
         <w:rPr>
